--- a/14_ACP01/ACP01 - Module 5 - Billing, Pricing & Support/ACP01 - Module 5.2 - AWS Pricing Models - Revision Notes.docx
+++ b/14_ACP01/ACP01 - Module 5 - Billing, Pricing & Support/ACP01 - Module 5.2 - AWS Pricing Models - Revision Notes.docx
@@ -1,6 +1,6 @@
 
 <file path=word/document.xml><?xml version="1.0" encoding="utf-8"?>
-<w:document xmlns:wpc="http://schemas.microsoft.com/office/word/2010/wordprocessingCanvas" xmlns:cx="http://schemas.microsoft.com/office/drawing/2014/chartex" xmlns:cx1="http://schemas.microsoft.com/office/drawing/2015/9/8/chartex" xmlns:cx2="http://schemas.microsoft.com/office/drawing/2015/10/21/chartex" xmlns:cx3="http://schemas.microsoft.com/office/drawing/2016/5/9/chartex" xmlns:cx4="http://schemas.microsoft.com/office/drawing/2016/5/10/chartex" xmlns:cx5="http://schemas.microsoft.com/office/drawing/2016/5/11/chartex" xmlns:cx6="http://schemas.microsoft.com/office/drawing/2016/5/12/chartex" xmlns:cx7="http://schemas.microsoft.com/office/drawing/2016/5/13/chartex" xmlns:cx8="http://schemas.microsoft.com/office/drawing/2016/5/14/chartex" xmlns:mc="http://schemas.openxmlformats.org/markup-compatibility/2006" xmlns:aink="http://schemas.microsoft.com/office/drawing/2016/ink" xmlns:am3d="http://schemas.microsoft.com/office/drawing/2017/model3d" xmlns:o="urn:schemas-microsoft-com:office:office" xmlns:oel="http://schemas.microsoft.com/office/2019/extlst" xmlns:r="http://schemas.openxmlformats.org/officeDocument/2006/relationships" xmlns:m="http://schemas.openxmlformats.org/officeDocument/2006/math" xmlns:v="urn:schemas-microsoft-com:vml" xmlns:wp14="http://schemas.microsoft.com/office/word/2010/wordprocessingDrawing" xmlns:wp="http://schemas.openxmlformats.org/drawingml/2006/wordprocessingDrawing" xmlns:w10="urn:schemas-microsoft-com:office:word" xmlns:w="http://schemas.openxmlformats.org/wordprocessingml/2006/main" xmlns:w14="http://schemas.microsoft.com/office/word/2010/wordml" xmlns:w15="http://schemas.microsoft.com/office/word/2012/wordml" xmlns:w16cei="http://schemas.microsoft.com/office/word/2026/wordml/cei" xmlns:w16cex="http://schemas.microsoft.com/office/word/2018/wordml/cex" xmlns:w16cid="http://schemas.microsoft.com/office/word/2016/wordml/cid" xmlns:w16="http://schemas.microsoft.com/office/word/2018/wordml" xmlns:w16du="http://schemas.microsoft.com/office/word/2023/wordml/word16du" xmlns:w16sdtdh="http://schemas.microsoft.com/office/word/2020/wordml/sdtdatahash" xmlns:w16sdtfl="http://schemas.microsoft.com/office/word/2024/wordml/sdtformatlock" xmlns:w16se="http://schemas.microsoft.com/office/word/2015/wordml/symex" xmlns:wpg="http://schemas.microsoft.com/office/word/2010/wordprocessingGroup" xmlns:wpi="http://schemas.microsoft.com/office/word/2010/wordprocessingInk" xmlns:wne="http://schemas.microsoft.com/office/word/2006/wordml" xmlns:wps="http://schemas.microsoft.com/office/word/2010/wordprocessingShape" mc:Ignorable="w14 w15 w16se w16cid w16 w16cex w16sdtdh w16sdtfl w16du wp14">
+<w:document xmlns:wpc="http://schemas.microsoft.com/office/word/2010/wordprocessingCanvas" xmlns:cx="http://schemas.microsoft.com/office/drawing/2014/chartex" xmlns:cx1="http://schemas.microsoft.com/office/drawing/2015/9/8/chartex" xmlns:cx2="http://schemas.microsoft.com/office/drawing/2015/10/21/chartex" xmlns:cx3="http://schemas.microsoft.com/office/drawing/2016/5/9/chartex" xmlns:cx4="http://schemas.microsoft.com/office/drawing/2016/5/10/chartex" xmlns:cx5="http://schemas.microsoft.com/office/drawing/2016/5/11/chartex" xmlns:cx6="http://schemas.microsoft.com/office/drawing/2016/5/12/chartex" xmlns:cx7="http://schemas.microsoft.com/office/drawing/2016/5/13/chartex" xmlns:cx8="http://schemas.microsoft.com/office/drawing/2016/5/14/chartex" xmlns:mc="http://schemas.openxmlformats.org/markup-compatibility/2006" xmlns:aink="http://schemas.microsoft.com/office/drawing/2016/ink" xmlns:am3d="http://schemas.microsoft.com/office/drawing/2017/model3d" xmlns:o="urn:schemas-microsoft-com:office:office" xmlns:oel="http://schemas.microsoft.com/office/2019/extlst" xmlns:r="http://schemas.openxmlformats.org/officeDocument/2006/relationships" xmlns:m="http://schemas.openxmlformats.org/officeDocument/2006/math" xmlns:v="urn:schemas-microsoft-com:vml" xmlns:wp14="http://schemas.microsoft.com/office/word/2010/wordprocessingDrawing" xmlns:wp="http://schemas.openxmlformats.org/drawingml/2006/wordprocessingDrawing" xmlns:w10="urn:schemas-microsoft-com:office:word" xmlns:w="http://schemas.openxmlformats.org/wordprocessingml/2006/main" xmlns:w14="http://schemas.microsoft.com/office/word/2010/wordml" xmlns:w15="http://schemas.microsoft.com/office/word/2012/wordml" xmlns:w16cex="http://schemas.microsoft.com/office/word/2018/wordml/cex" xmlns:w16cid="http://schemas.microsoft.com/office/word/2016/wordml/cid" xmlns:w16="http://schemas.microsoft.com/office/word/2018/wordml" xmlns:w16du="http://schemas.microsoft.com/office/word/2023/wordml/word16du" xmlns:w16sdtdh="http://schemas.microsoft.com/office/word/2020/wordml/sdtdatahash" xmlns:w16sdtfl="http://schemas.microsoft.com/office/word/2024/wordml/sdtformatlock" xmlns:w16se="http://schemas.microsoft.com/office/word/2015/wordml/symex" xmlns:wpg="http://schemas.microsoft.com/office/word/2010/wordprocessingGroup" xmlns:wpi="http://schemas.microsoft.com/office/word/2010/wordprocessingInk" xmlns:wne="http://schemas.microsoft.com/office/word/2006/wordml" xmlns:wps="http://schemas.microsoft.com/office/word/2010/wordprocessingShape" mc:Ignorable="w14 w15 w16se w16cid w16 w16cex w16sdtdh w16sdtfl w16du wp14">
   <w:body>
     <w:p>
       <w:r>
@@ -46,6 +46,9 @@
     </w:p>
     <w:p>
       <w:r>
+        <w:rPr>
+          <w:noProof/>
+        </w:rPr>
         <w:lastRenderedPageBreak/>
         <w:drawing>
           <wp:inline distT="0" distB="0" distL="0" distR="0" wp14:anchorId="2924DDCF" wp14:editId="065E0CD8">
@@ -88,6 +91,9 @@
     <w:p/>
     <w:p>
       <w:r>
+        <w:rPr>
+          <w:noProof/>
+        </w:rPr>
         <w:lastRenderedPageBreak/>
         <w:drawing>
           <wp:inline distT="0" distB="0" distL="0" distR="0" wp14:anchorId="379A3B3D" wp14:editId="32DF58EB">
@@ -135,6 +141,9 @@
     </w:p>
     <w:p>
       <w:r>
+        <w:rPr>
+          <w:noProof/>
+        </w:rPr>
         <w:drawing>
           <wp:inline distT="0" distB="0" distL="0" distR="0" wp14:anchorId="3E22FA3F" wp14:editId="044B3727">
             <wp:extent cx="7669193" cy="4230094"/>
@@ -173,6 +182,574 @@
       </w:r>
     </w:p>
     <w:p/>
+    <w:p>
+      <w:r>
+        <w:rPr>
+          <w:noProof/>
+        </w:rPr>
+        <w:lastRenderedPageBreak/>
+        <w:drawing>
+          <wp:inline distT="0" distB="0" distL="0" distR="0" wp14:anchorId="50886B42" wp14:editId="1C879074">
+            <wp:extent cx="6096851" cy="762106"/>
+            <wp:effectExtent l="0" t="0" r="0" b="0"/>
+            <wp:docPr id="8097447" name="Picture 1"/>
+            <wp:cNvGraphicFramePr>
+              <a:graphicFrameLocks xmlns:a="http://schemas.openxmlformats.org/drawingml/2006/main" noChangeAspect="1"/>
+            </wp:cNvGraphicFramePr>
+            <a:graphic xmlns:a="http://schemas.openxmlformats.org/drawingml/2006/main">
+              <a:graphicData uri="http://schemas.openxmlformats.org/drawingml/2006/picture">
+                <pic:pic xmlns:pic="http://schemas.openxmlformats.org/drawingml/2006/picture">
+                  <pic:nvPicPr>
+                    <pic:cNvPr id="8097447" name=""/>
+                    <pic:cNvPicPr/>
+                  </pic:nvPicPr>
+                  <pic:blipFill>
+                    <a:blip r:embed="rId9"/>
+                    <a:stretch>
+                      <a:fillRect/>
+                    </a:stretch>
+                  </pic:blipFill>
+                  <pic:spPr>
+                    <a:xfrm>
+                      <a:off x="0" y="0"/>
+                      <a:ext cx="6096851" cy="762106"/>
+                    </a:xfrm>
+                    <a:prstGeom prst="rect">
+                      <a:avLst/>
+                    </a:prstGeom>
+                  </pic:spPr>
+                </pic:pic>
+              </a:graphicData>
+            </a:graphic>
+          </wp:inline>
+        </w:drawing>
+      </w:r>
+    </w:p>
+    <w:p/>
+    <w:p>
+      <w:r>
+        <w:rPr>
+          <w:noProof/>
+        </w:rPr>
+        <w:drawing>
+          <wp:inline distT="0" distB="0" distL="0" distR="0" wp14:anchorId="17BD84F0" wp14:editId="5CA1BA03">
+            <wp:extent cx="8863330" cy="1856740"/>
+            <wp:effectExtent l="0" t="0" r="0" b="0"/>
+            <wp:docPr id="1088223336" name="Picture 1"/>
+            <wp:cNvGraphicFramePr>
+              <a:graphicFrameLocks xmlns:a="http://schemas.openxmlformats.org/drawingml/2006/main" noChangeAspect="1"/>
+            </wp:cNvGraphicFramePr>
+            <a:graphic xmlns:a="http://schemas.openxmlformats.org/drawingml/2006/main">
+              <a:graphicData uri="http://schemas.openxmlformats.org/drawingml/2006/picture">
+                <pic:pic xmlns:pic="http://schemas.openxmlformats.org/drawingml/2006/picture">
+                  <pic:nvPicPr>
+                    <pic:cNvPr id="1088223336" name=""/>
+                    <pic:cNvPicPr/>
+                  </pic:nvPicPr>
+                  <pic:blipFill>
+                    <a:blip r:embed="rId10"/>
+                    <a:stretch>
+                      <a:fillRect/>
+                    </a:stretch>
+                  </pic:blipFill>
+                  <pic:spPr>
+                    <a:xfrm>
+                      <a:off x="0" y="0"/>
+                      <a:ext cx="8863330" cy="1856740"/>
+                    </a:xfrm>
+                    <a:prstGeom prst="rect">
+                      <a:avLst/>
+                    </a:prstGeom>
+                  </pic:spPr>
+                </pic:pic>
+              </a:graphicData>
+            </a:graphic>
+          </wp:inline>
+        </w:drawing>
+      </w:r>
+    </w:p>
+    <w:p>
+      <w:r>
+        <w:rPr>
+          <w:noProof/>
+        </w:rPr>
+        <w:lastRenderedPageBreak/>
+        <w:drawing>
+          <wp:inline distT="0" distB="0" distL="0" distR="0" wp14:anchorId="4369E23A" wp14:editId="50189C71">
+            <wp:extent cx="7135221" cy="6373114"/>
+            <wp:effectExtent l="0" t="0" r="8890" b="8890"/>
+            <wp:docPr id="1827293823" name="Picture 1"/>
+            <wp:cNvGraphicFramePr>
+              <a:graphicFrameLocks xmlns:a="http://schemas.openxmlformats.org/drawingml/2006/main" noChangeAspect="1"/>
+            </wp:cNvGraphicFramePr>
+            <a:graphic xmlns:a="http://schemas.openxmlformats.org/drawingml/2006/main">
+              <a:graphicData uri="http://schemas.openxmlformats.org/drawingml/2006/picture">
+                <pic:pic xmlns:pic="http://schemas.openxmlformats.org/drawingml/2006/picture">
+                  <pic:nvPicPr>
+                    <pic:cNvPr id="1827293823" name=""/>
+                    <pic:cNvPicPr/>
+                  </pic:nvPicPr>
+                  <pic:blipFill>
+                    <a:blip r:embed="rId11"/>
+                    <a:stretch>
+                      <a:fillRect/>
+                    </a:stretch>
+                  </pic:blipFill>
+                  <pic:spPr>
+                    <a:xfrm>
+                      <a:off x="0" y="0"/>
+                      <a:ext cx="7135221" cy="6373114"/>
+                    </a:xfrm>
+                    <a:prstGeom prst="rect">
+                      <a:avLst/>
+                    </a:prstGeom>
+                  </pic:spPr>
+                </pic:pic>
+              </a:graphicData>
+            </a:graphic>
+          </wp:inline>
+        </w:drawing>
+      </w:r>
+    </w:p>
+    <w:p>
+      <w:r>
+        <w:rPr>
+          <w:noProof/>
+        </w:rPr>
+        <w:lastRenderedPageBreak/>
+        <w:drawing>
+          <wp:inline distT="0" distB="0" distL="0" distR="0" wp14:anchorId="5B367EEE" wp14:editId="54B04F2B">
+            <wp:extent cx="7544853" cy="6058746"/>
+            <wp:effectExtent l="0" t="0" r="0" b="0"/>
+            <wp:docPr id="1149661133" name="Picture 1"/>
+            <wp:cNvGraphicFramePr>
+              <a:graphicFrameLocks xmlns:a="http://schemas.openxmlformats.org/drawingml/2006/main" noChangeAspect="1"/>
+            </wp:cNvGraphicFramePr>
+            <a:graphic xmlns:a="http://schemas.openxmlformats.org/drawingml/2006/main">
+              <a:graphicData uri="http://schemas.openxmlformats.org/drawingml/2006/picture">
+                <pic:pic xmlns:pic="http://schemas.openxmlformats.org/drawingml/2006/picture">
+                  <pic:nvPicPr>
+                    <pic:cNvPr id="1149661133" name=""/>
+                    <pic:cNvPicPr/>
+                  </pic:nvPicPr>
+                  <pic:blipFill>
+                    <a:blip r:embed="rId12"/>
+                    <a:stretch>
+                      <a:fillRect/>
+                    </a:stretch>
+                  </pic:blipFill>
+                  <pic:spPr>
+                    <a:xfrm>
+                      <a:off x="0" y="0"/>
+                      <a:ext cx="7544853" cy="6058746"/>
+                    </a:xfrm>
+                    <a:prstGeom prst="rect">
+                      <a:avLst/>
+                    </a:prstGeom>
+                  </pic:spPr>
+                </pic:pic>
+              </a:graphicData>
+            </a:graphic>
+          </wp:inline>
+        </w:drawing>
+      </w:r>
+    </w:p>
+    <w:p/>
+    <w:p>
+      <w:r>
+        <w:rPr>
+          <w:noProof/>
+        </w:rPr>
+        <w:lastRenderedPageBreak/>
+        <w:drawing>
+          <wp:inline distT="0" distB="0" distL="0" distR="0" wp14:anchorId="0ADA153E" wp14:editId="6B6D9F39">
+            <wp:extent cx="7230484" cy="5934903"/>
+            <wp:effectExtent l="0" t="0" r="8890" b="8890"/>
+            <wp:docPr id="818761279" name="Picture 1"/>
+            <wp:cNvGraphicFramePr>
+              <a:graphicFrameLocks xmlns:a="http://schemas.openxmlformats.org/drawingml/2006/main" noChangeAspect="1"/>
+            </wp:cNvGraphicFramePr>
+            <a:graphic xmlns:a="http://schemas.openxmlformats.org/drawingml/2006/main">
+              <a:graphicData uri="http://schemas.openxmlformats.org/drawingml/2006/picture">
+                <pic:pic xmlns:pic="http://schemas.openxmlformats.org/drawingml/2006/picture">
+                  <pic:nvPicPr>
+                    <pic:cNvPr id="818761279" name=""/>
+                    <pic:cNvPicPr/>
+                  </pic:nvPicPr>
+                  <pic:blipFill>
+                    <a:blip r:embed="rId13"/>
+                    <a:stretch>
+                      <a:fillRect/>
+                    </a:stretch>
+                  </pic:blipFill>
+                  <pic:spPr>
+                    <a:xfrm>
+                      <a:off x="0" y="0"/>
+                      <a:ext cx="7230484" cy="5934903"/>
+                    </a:xfrm>
+                    <a:prstGeom prst="rect">
+                      <a:avLst/>
+                    </a:prstGeom>
+                  </pic:spPr>
+                </pic:pic>
+              </a:graphicData>
+            </a:graphic>
+          </wp:inline>
+        </w:drawing>
+      </w:r>
+    </w:p>
+    <w:p/>
+    <w:p/>
+    <w:p>
+      <w:r>
+        <w:rPr>
+          <w:noProof/>
+        </w:rPr>
+        <w:lastRenderedPageBreak/>
+        <w:drawing>
+          <wp:inline distT="0" distB="0" distL="0" distR="0" wp14:anchorId="67823448" wp14:editId="091CA1A0">
+            <wp:extent cx="7678222" cy="6049219"/>
+            <wp:effectExtent l="0" t="0" r="0" b="8890"/>
+            <wp:docPr id="430055303" name="Picture 1"/>
+            <wp:cNvGraphicFramePr>
+              <a:graphicFrameLocks xmlns:a="http://schemas.openxmlformats.org/drawingml/2006/main" noChangeAspect="1"/>
+            </wp:cNvGraphicFramePr>
+            <a:graphic xmlns:a="http://schemas.openxmlformats.org/drawingml/2006/main">
+              <a:graphicData uri="http://schemas.openxmlformats.org/drawingml/2006/picture">
+                <pic:pic xmlns:pic="http://schemas.openxmlformats.org/drawingml/2006/picture">
+                  <pic:nvPicPr>
+                    <pic:cNvPr id="430055303" name=""/>
+                    <pic:cNvPicPr/>
+                  </pic:nvPicPr>
+                  <pic:blipFill>
+                    <a:blip r:embed="rId14"/>
+                    <a:stretch>
+                      <a:fillRect/>
+                    </a:stretch>
+                  </pic:blipFill>
+                  <pic:spPr>
+                    <a:xfrm>
+                      <a:off x="0" y="0"/>
+                      <a:ext cx="7678222" cy="6049219"/>
+                    </a:xfrm>
+                    <a:prstGeom prst="rect">
+                      <a:avLst/>
+                    </a:prstGeom>
+                  </pic:spPr>
+                </pic:pic>
+              </a:graphicData>
+            </a:graphic>
+          </wp:inline>
+        </w:drawing>
+      </w:r>
+    </w:p>
+    <w:p/>
+    <w:p>
+      <w:r>
+        <w:rPr>
+          <w:noProof/>
+        </w:rPr>
+        <w:lastRenderedPageBreak/>
+        <w:drawing>
+          <wp:inline distT="0" distB="0" distL="0" distR="0" wp14:anchorId="2A712715" wp14:editId="51F50DB2">
+            <wp:extent cx="8863330" cy="6066790"/>
+            <wp:effectExtent l="0" t="0" r="0" b="0"/>
+            <wp:docPr id="1472053379" name="Picture 1"/>
+            <wp:cNvGraphicFramePr>
+              <a:graphicFrameLocks xmlns:a="http://schemas.openxmlformats.org/drawingml/2006/main" noChangeAspect="1"/>
+            </wp:cNvGraphicFramePr>
+            <a:graphic xmlns:a="http://schemas.openxmlformats.org/drawingml/2006/main">
+              <a:graphicData uri="http://schemas.openxmlformats.org/drawingml/2006/picture">
+                <pic:pic xmlns:pic="http://schemas.openxmlformats.org/drawingml/2006/picture">
+                  <pic:nvPicPr>
+                    <pic:cNvPr id="1472053379" name=""/>
+                    <pic:cNvPicPr/>
+                  </pic:nvPicPr>
+                  <pic:blipFill>
+                    <a:blip r:embed="rId15"/>
+                    <a:stretch>
+                      <a:fillRect/>
+                    </a:stretch>
+                  </pic:blipFill>
+                  <pic:spPr>
+                    <a:xfrm>
+                      <a:off x="0" y="0"/>
+                      <a:ext cx="8863330" cy="6066790"/>
+                    </a:xfrm>
+                    <a:prstGeom prst="rect">
+                      <a:avLst/>
+                    </a:prstGeom>
+                  </pic:spPr>
+                </pic:pic>
+              </a:graphicData>
+            </a:graphic>
+          </wp:inline>
+        </w:drawing>
+      </w:r>
+    </w:p>
+    <w:p/>
+    <w:p>
+      <w:r>
+        <w:rPr>
+          <w:noProof/>
+        </w:rPr>
+        <w:lastRenderedPageBreak/>
+        <w:drawing>
+          <wp:inline distT="0" distB="0" distL="0" distR="0" wp14:anchorId="411B40ED" wp14:editId="4D96A714">
+            <wp:extent cx="8863330" cy="5862955"/>
+            <wp:effectExtent l="0" t="0" r="0" b="4445"/>
+            <wp:docPr id="149267410" name="Picture 1"/>
+            <wp:cNvGraphicFramePr>
+              <a:graphicFrameLocks xmlns:a="http://schemas.openxmlformats.org/drawingml/2006/main" noChangeAspect="1"/>
+            </wp:cNvGraphicFramePr>
+            <a:graphic xmlns:a="http://schemas.openxmlformats.org/drawingml/2006/main">
+              <a:graphicData uri="http://schemas.openxmlformats.org/drawingml/2006/picture">
+                <pic:pic xmlns:pic="http://schemas.openxmlformats.org/drawingml/2006/picture">
+                  <pic:nvPicPr>
+                    <pic:cNvPr id="149267410" name=""/>
+                    <pic:cNvPicPr/>
+                  </pic:nvPicPr>
+                  <pic:blipFill>
+                    <a:blip r:embed="rId16"/>
+                    <a:stretch>
+                      <a:fillRect/>
+                    </a:stretch>
+                  </pic:blipFill>
+                  <pic:spPr>
+                    <a:xfrm>
+                      <a:off x="0" y="0"/>
+                      <a:ext cx="8863330" cy="5862955"/>
+                    </a:xfrm>
+                    <a:prstGeom prst="rect">
+                      <a:avLst/>
+                    </a:prstGeom>
+                  </pic:spPr>
+                </pic:pic>
+              </a:graphicData>
+            </a:graphic>
+          </wp:inline>
+        </w:drawing>
+      </w:r>
+    </w:p>
+    <w:p/>
+    <w:p/>
+    <w:p>
+      <w:r>
+        <w:rPr>
+          <w:noProof/>
+        </w:rPr>
+        <w:lastRenderedPageBreak/>
+        <w:drawing>
+          <wp:inline distT="0" distB="0" distL="0" distR="0" wp14:anchorId="27948215" wp14:editId="074F34FA">
+            <wp:extent cx="8863330" cy="5255260"/>
+            <wp:effectExtent l="0" t="0" r="0" b="2540"/>
+            <wp:docPr id="672775956" name="Picture 1"/>
+            <wp:cNvGraphicFramePr>
+              <a:graphicFrameLocks xmlns:a="http://schemas.openxmlformats.org/drawingml/2006/main" noChangeAspect="1"/>
+            </wp:cNvGraphicFramePr>
+            <a:graphic xmlns:a="http://schemas.openxmlformats.org/drawingml/2006/main">
+              <a:graphicData uri="http://schemas.openxmlformats.org/drawingml/2006/picture">
+                <pic:pic xmlns:pic="http://schemas.openxmlformats.org/drawingml/2006/picture">
+                  <pic:nvPicPr>
+                    <pic:cNvPr id="672775956" name=""/>
+                    <pic:cNvPicPr/>
+                  </pic:nvPicPr>
+                  <pic:blipFill>
+                    <a:blip r:embed="rId17"/>
+                    <a:stretch>
+                      <a:fillRect/>
+                    </a:stretch>
+                  </pic:blipFill>
+                  <pic:spPr>
+                    <a:xfrm>
+                      <a:off x="0" y="0"/>
+                      <a:ext cx="8863330" cy="5255260"/>
+                    </a:xfrm>
+                    <a:prstGeom prst="rect">
+                      <a:avLst/>
+                    </a:prstGeom>
+                  </pic:spPr>
+                </pic:pic>
+              </a:graphicData>
+            </a:graphic>
+          </wp:inline>
+        </w:drawing>
+      </w:r>
+    </w:p>
+    <w:p/>
+    <w:p/>
+    <w:p/>
+    <w:p/>
+    <w:p>
+      <w:r>
+        <w:rPr>
+          <w:noProof/>
+        </w:rPr>
+        <w:lastRenderedPageBreak/>
+        <w:drawing>
+          <wp:inline distT="0" distB="0" distL="0" distR="0" wp14:anchorId="04B00A07" wp14:editId="707D72A6">
+            <wp:extent cx="7334250" cy="2955828"/>
+            <wp:effectExtent l="0" t="0" r="0" b="0"/>
+            <wp:docPr id="1284836798" name="Picture 1"/>
+            <wp:cNvGraphicFramePr>
+              <a:graphicFrameLocks xmlns:a="http://schemas.openxmlformats.org/drawingml/2006/main" noChangeAspect="1"/>
+            </wp:cNvGraphicFramePr>
+            <a:graphic xmlns:a="http://schemas.openxmlformats.org/drawingml/2006/main">
+              <a:graphicData uri="http://schemas.openxmlformats.org/drawingml/2006/picture">
+                <pic:pic xmlns:pic="http://schemas.openxmlformats.org/drawingml/2006/picture">
+                  <pic:nvPicPr>
+                    <pic:cNvPr id="1284836798" name=""/>
+                    <pic:cNvPicPr/>
+                  </pic:nvPicPr>
+                  <pic:blipFill>
+                    <a:blip r:embed="rId18"/>
+                    <a:stretch>
+                      <a:fillRect/>
+                    </a:stretch>
+                  </pic:blipFill>
+                  <pic:spPr>
+                    <a:xfrm>
+                      <a:off x="0" y="0"/>
+                      <a:ext cx="7352406" cy="2963145"/>
+                    </a:xfrm>
+                    <a:prstGeom prst="rect">
+                      <a:avLst/>
+                    </a:prstGeom>
+                  </pic:spPr>
+                </pic:pic>
+              </a:graphicData>
+            </a:graphic>
+          </wp:inline>
+        </w:drawing>
+      </w:r>
+    </w:p>
+    <w:p>
+      <w:r>
+        <w:rPr>
+          <w:noProof/>
+        </w:rPr>
+        <w:drawing>
+          <wp:inline distT="0" distB="0" distL="0" distR="0" wp14:anchorId="17A44EC8" wp14:editId="156F0788">
+            <wp:extent cx="6619875" cy="3433385"/>
+            <wp:effectExtent l="0" t="0" r="0" b="0"/>
+            <wp:docPr id="2127937754" name="Picture 1"/>
+            <wp:cNvGraphicFramePr>
+              <a:graphicFrameLocks xmlns:a="http://schemas.openxmlformats.org/drawingml/2006/main" noChangeAspect="1"/>
+            </wp:cNvGraphicFramePr>
+            <a:graphic xmlns:a="http://schemas.openxmlformats.org/drawingml/2006/main">
+              <a:graphicData uri="http://schemas.openxmlformats.org/drawingml/2006/picture">
+                <pic:pic xmlns:pic="http://schemas.openxmlformats.org/drawingml/2006/picture">
+                  <pic:nvPicPr>
+                    <pic:cNvPr id="2127937754" name=""/>
+                    <pic:cNvPicPr/>
+                  </pic:nvPicPr>
+                  <pic:blipFill>
+                    <a:blip r:embed="rId19"/>
+                    <a:stretch>
+                      <a:fillRect/>
+                    </a:stretch>
+                  </pic:blipFill>
+                  <pic:spPr>
+                    <a:xfrm>
+                      <a:off x="0" y="0"/>
+                      <a:ext cx="6627355" cy="3437264"/>
+                    </a:xfrm>
+                    <a:prstGeom prst="rect">
+                      <a:avLst/>
+                    </a:prstGeom>
+                  </pic:spPr>
+                </pic:pic>
+              </a:graphicData>
+            </a:graphic>
+          </wp:inline>
+        </w:drawing>
+      </w:r>
+    </w:p>
+    <w:p>
+      <w:r>
+        <w:rPr>
+          <w:noProof/>
+        </w:rPr>
+        <w:lastRenderedPageBreak/>
+        <w:drawing>
+          <wp:inline distT="0" distB="0" distL="0" distR="0" wp14:anchorId="5F809AB6" wp14:editId="63BC1BB2">
+            <wp:extent cx="8172613" cy="2952750"/>
+            <wp:effectExtent l="0" t="0" r="0" b="0"/>
+            <wp:docPr id="1707058011" name="Picture 1"/>
+            <wp:cNvGraphicFramePr>
+              <a:graphicFrameLocks xmlns:a="http://schemas.openxmlformats.org/drawingml/2006/main" noChangeAspect="1"/>
+            </wp:cNvGraphicFramePr>
+            <a:graphic xmlns:a="http://schemas.openxmlformats.org/drawingml/2006/main">
+              <a:graphicData uri="http://schemas.openxmlformats.org/drawingml/2006/picture">
+                <pic:pic xmlns:pic="http://schemas.openxmlformats.org/drawingml/2006/picture">
+                  <pic:nvPicPr>
+                    <pic:cNvPr id="1707058011" name=""/>
+                    <pic:cNvPicPr/>
+                  </pic:nvPicPr>
+                  <pic:blipFill>
+                    <a:blip r:embed="rId20"/>
+                    <a:stretch>
+                      <a:fillRect/>
+                    </a:stretch>
+                  </pic:blipFill>
+                  <pic:spPr>
+                    <a:xfrm>
+                      <a:off x="0" y="0"/>
+                      <a:ext cx="8183282" cy="2956605"/>
+                    </a:xfrm>
+                    <a:prstGeom prst="rect">
+                      <a:avLst/>
+                    </a:prstGeom>
+                  </pic:spPr>
+                </pic:pic>
+              </a:graphicData>
+            </a:graphic>
+          </wp:inline>
+        </w:drawing>
+      </w:r>
+    </w:p>
+    <w:p>
+      <w:r>
+        <w:rPr>
+          <w:noProof/>
+        </w:rPr>
+        <w:drawing>
+          <wp:inline distT="0" distB="0" distL="0" distR="0" wp14:anchorId="427F64DD" wp14:editId="2C4D4D06">
+            <wp:extent cx="8190858" cy="3132455"/>
+            <wp:effectExtent l="0" t="0" r="1270" b="0"/>
+            <wp:docPr id="596146893" name="Picture 1"/>
+            <wp:cNvGraphicFramePr>
+              <a:graphicFrameLocks xmlns:a="http://schemas.openxmlformats.org/drawingml/2006/main" noChangeAspect="1"/>
+            </wp:cNvGraphicFramePr>
+            <a:graphic xmlns:a="http://schemas.openxmlformats.org/drawingml/2006/main">
+              <a:graphicData uri="http://schemas.openxmlformats.org/drawingml/2006/picture">
+                <pic:pic xmlns:pic="http://schemas.openxmlformats.org/drawingml/2006/picture">
+                  <pic:nvPicPr>
+                    <pic:cNvPr id="596146893" name=""/>
+                    <pic:cNvPicPr/>
+                  </pic:nvPicPr>
+                  <pic:blipFill>
+                    <a:blip r:embed="rId21"/>
+                    <a:stretch>
+                      <a:fillRect/>
+                    </a:stretch>
+                  </pic:blipFill>
+                  <pic:spPr>
+                    <a:xfrm>
+                      <a:off x="0" y="0"/>
+                      <a:ext cx="8212916" cy="3140891"/>
+                    </a:xfrm>
+                    <a:prstGeom prst="rect">
+                      <a:avLst/>
+                    </a:prstGeom>
+                  </pic:spPr>
+                </pic:pic>
+              </a:graphicData>
+            </a:graphic>
+          </wp:inline>
+        </w:drawing>
+      </w:r>
+    </w:p>
     <w:p/>
     <w:sectPr>
       <w:pgSz w:w="16838" w:h="11906" w:orient="landscape"/>
@@ -185,7 +762,7 @@
 </file>
 
 <file path=word/numbering.xml><?xml version="1.0" encoding="utf-8"?>
-<w:numbering xmlns:wpc="http://schemas.microsoft.com/office/word/2010/wordprocessingCanvas" xmlns:cx="http://schemas.microsoft.com/office/drawing/2014/chartex" xmlns:cx1="http://schemas.microsoft.com/office/drawing/2015/9/8/chartex" xmlns:cx2="http://schemas.microsoft.com/office/drawing/2015/10/21/chartex" xmlns:cx3="http://schemas.microsoft.com/office/drawing/2016/5/9/chartex" xmlns:cx4="http://schemas.microsoft.com/office/drawing/2016/5/10/chartex" xmlns:cx5="http://schemas.microsoft.com/office/drawing/2016/5/11/chartex" xmlns:cx6="http://schemas.microsoft.com/office/drawing/2016/5/12/chartex" xmlns:cx7="http://schemas.microsoft.com/office/drawing/2016/5/13/chartex" xmlns:cx8="http://schemas.microsoft.com/office/drawing/2016/5/14/chartex" xmlns:mc="http://schemas.openxmlformats.org/markup-compatibility/2006" xmlns:aink="http://schemas.microsoft.com/office/drawing/2016/ink" xmlns:am3d="http://schemas.microsoft.com/office/drawing/2017/model3d" xmlns:o="urn:schemas-microsoft-com:office:office" xmlns:oel="http://schemas.microsoft.com/office/2019/extlst" xmlns:r="http://schemas.openxmlformats.org/officeDocument/2006/relationships" xmlns:m="http://schemas.openxmlformats.org/officeDocument/2006/math" xmlns:v="urn:schemas-microsoft-com:vml" xmlns:wp14="http://schemas.microsoft.com/office/word/2010/wordprocessingDrawing" xmlns:wp="http://schemas.openxmlformats.org/drawingml/2006/wordprocessingDrawing" xmlns:w10="urn:schemas-microsoft-com:office:word" xmlns:w="http://schemas.openxmlformats.org/wordprocessingml/2006/main" xmlns:w14="http://schemas.microsoft.com/office/word/2010/wordml" xmlns:w15="http://schemas.microsoft.com/office/word/2012/wordml" xmlns:w16cei="http://schemas.microsoft.com/office/word/2026/wordml/cei" xmlns:w16cex="http://schemas.microsoft.com/office/word/2018/wordml/cex" xmlns:w16cid="http://schemas.microsoft.com/office/word/2016/wordml/cid" xmlns:w16="http://schemas.microsoft.com/office/word/2018/wordml" xmlns:w16du="http://schemas.microsoft.com/office/word/2023/wordml/word16du" xmlns:w16sdtdh="http://schemas.microsoft.com/office/word/2020/wordml/sdtdatahash" xmlns:w16sdtfl="http://schemas.microsoft.com/office/word/2024/wordml/sdtformatlock" xmlns:w16se="http://schemas.microsoft.com/office/word/2015/wordml/symex" xmlns:wpg="http://schemas.microsoft.com/office/word/2010/wordprocessingGroup" xmlns:wpi="http://schemas.microsoft.com/office/word/2010/wordprocessingInk" xmlns:wne="http://schemas.microsoft.com/office/word/2006/wordml" xmlns:wps="http://schemas.microsoft.com/office/word/2010/wordprocessingShape" mc:Ignorable="w14 w15 w16se w16cid w16 w16cex w16sdtdh w16sdtfl w16du wp14">
+<w:numbering xmlns:wpc="http://schemas.microsoft.com/office/word/2010/wordprocessingCanvas" xmlns:cx="http://schemas.microsoft.com/office/drawing/2014/chartex" xmlns:cx1="http://schemas.microsoft.com/office/drawing/2015/9/8/chartex" xmlns:cx2="http://schemas.microsoft.com/office/drawing/2015/10/21/chartex" xmlns:cx3="http://schemas.microsoft.com/office/drawing/2016/5/9/chartex" xmlns:cx4="http://schemas.microsoft.com/office/drawing/2016/5/10/chartex" xmlns:cx5="http://schemas.microsoft.com/office/drawing/2016/5/11/chartex" xmlns:cx6="http://schemas.microsoft.com/office/drawing/2016/5/12/chartex" xmlns:cx7="http://schemas.microsoft.com/office/drawing/2016/5/13/chartex" xmlns:cx8="http://schemas.microsoft.com/office/drawing/2016/5/14/chartex" xmlns:mc="http://schemas.openxmlformats.org/markup-compatibility/2006" xmlns:aink="http://schemas.microsoft.com/office/drawing/2016/ink" xmlns:am3d="http://schemas.microsoft.com/office/drawing/2017/model3d" xmlns:o="urn:schemas-microsoft-com:office:office" xmlns:oel="http://schemas.microsoft.com/office/2019/extlst" xmlns:r="http://schemas.openxmlformats.org/officeDocument/2006/relationships" xmlns:m="http://schemas.openxmlformats.org/officeDocument/2006/math" xmlns:v="urn:schemas-microsoft-com:vml" xmlns:wp14="http://schemas.microsoft.com/office/word/2010/wordprocessingDrawing" xmlns:wp="http://schemas.openxmlformats.org/drawingml/2006/wordprocessingDrawing" xmlns:w10="urn:schemas-microsoft-com:office:word" xmlns:w="http://schemas.openxmlformats.org/wordprocessingml/2006/main" xmlns:w14="http://schemas.microsoft.com/office/word/2010/wordml" xmlns:w15="http://schemas.microsoft.com/office/word/2012/wordml" xmlns:w16cex="http://schemas.microsoft.com/office/word/2018/wordml/cex" xmlns:w16cid="http://schemas.microsoft.com/office/word/2016/wordml/cid" xmlns:w16="http://schemas.microsoft.com/office/word/2018/wordml" xmlns:w16du="http://schemas.microsoft.com/office/word/2023/wordml/word16du" xmlns:w16sdtdh="http://schemas.microsoft.com/office/word/2020/wordml/sdtdatahash" xmlns:w16sdtfl="http://schemas.microsoft.com/office/word/2024/wordml/sdtformatlock" xmlns:w16se="http://schemas.microsoft.com/office/word/2015/wordml/symex" xmlns:wpg="http://schemas.microsoft.com/office/word/2010/wordprocessingGroup" xmlns:wpi="http://schemas.microsoft.com/office/word/2010/wordprocessingInk" xmlns:wne="http://schemas.microsoft.com/office/word/2006/wordml" xmlns:wps="http://schemas.microsoft.com/office/word/2010/wordprocessingShape" mc:Ignorable="w14 w15 w16se w16cid w16 w16cex w16sdtdh w16sdtfl w16du wp14">
   <w:abstractNum w:abstractNumId="0" w15:restartNumberingAfterBreak="0">
     <w:nsid w:val="07D70394"/>
     <w:multiLevelType w:val="multilevel"/>
